--- a/testakten/sozialrecht-teilhabeassistenz-autismus-berufsschule-regensburg/04_widerspruch_mutter_2026-06-27.docx
+++ b/testakten/sozialrecht-teilhabeassistenz-autismus-berufsschule-regensburg/04_widerspruch_mutter_2026-06-27.docx
@@ -470,7 +470,7 @@
         <w:color w:val="5C6569"/>
         <w:sz w:val="14"/>
       </w:rPr>
-      <w:t>Telefon 0941 788431 · ulrike.schuster@example.org</w:t>
+      <w:t>Telefon 0941 788431 · ulrike.schuster@privatpost.de</w:t>
     </w:r>
   </w:p>
   <w:p>
